--- a/lessions/0002.docx
+++ b/lessions/0002.docx
@@ -94,13 +94,16 @@
       <w:r>
         <w:t>I’m fine, thank you. And you? (Tôi khỏe, cảm ơn. Còn bạn?</w:t>
       </w:r>
+      <w:r>
+        <w:t>)</w:t>
+      </w:r>
     </w:p>
     <w:p>
       <w:r>
         <w:t>2</w:t>
       </w:r>
       <w:r>
-        <w:t>. Giới thiệu bản thân (Introoducing yourself)</w:t>
+        <w:t>. Giới thiệu bản thân (Introducing yourself)</w:t>
       </w:r>
     </w:p>
     <w:p>
@@ -191,15 +194,33 @@
         <w:ind w:left="720"/>
       </w:pPr>
       <w:r>
-        <w:t>What do you do? (Bạn là nghề gì?)</w:t>
-      </w:r>
-    </w:p>
-    <w:p>
-      <w:pPr>
-        <w:ind w:left="720"/>
-      </w:pPr>
-      <w:r>
-        <w:t>Do you speak Engish (Bạn có nói tiếng Anh không?)</w:t>
+        <w:t>What do you do? (Bạn là</w:t>
+      </w:r>
+      <w:r>
+        <w:t>m</w:t>
+      </w:r>
+      <w:r>
+        <w:t xml:space="preserve"> nghề gì?)</w:t>
+      </w:r>
+    </w:p>
+    <w:p>
+      <w:pPr>
+        <w:ind w:left="720"/>
+      </w:pPr>
+      <w:r>
+        <w:t>Do you speak Eng</w:t>
+      </w:r>
+      <w:r>
+        <w:t>l</w:t>
+      </w:r>
+      <w:r>
+        <w:t>ish</w:t>
+      </w:r>
+      <w:r>
+        <w:t>?</w:t>
+      </w:r>
+      <w:r>
+        <w:t xml:space="preserve"> (Bạn có nói tiếng Anh không?)</w:t>
       </w:r>
     </w:p>
     <w:p>
@@ -229,7 +250,13 @@
         <w:ind w:left="720"/>
       </w:pPr>
       <w:r>
-        <w:t>You’re welcome. (không có gì.)</w:t>
+        <w:t>You’re welcome. (</w:t>
+      </w:r>
+      <w:r>
+        <w:t>K</w:t>
+      </w:r>
+      <w:r>
+        <w:t>hông có gì.)</w:t>
       </w:r>
     </w:p>
     <w:p>
@@ -245,15 +272,33 @@
         <w:ind w:left="720"/>
       </w:pPr>
       <w:r>
-        <w:t>I’m Sorry. (Tôi xin lỗi.)</w:t>
-      </w:r>
-    </w:p>
-    <w:p>
-      <w:pPr>
-        <w:ind w:left="720"/>
-      </w:pPr>
-      <w:r>
-        <w:t>Excuse me. Xin lỗi (khi làm phiền ai đó.)</w:t>
+        <w:t xml:space="preserve">I’m </w:t>
+      </w:r>
+      <w:r>
+        <w:t>s</w:t>
+      </w:r>
+      <w:r>
+        <w:t>orry. (Tôi xin lỗi.)</w:t>
+      </w:r>
+    </w:p>
+    <w:p>
+      <w:pPr>
+        <w:ind w:left="720"/>
+      </w:pPr>
+      <w:r>
+        <w:t xml:space="preserve">Excuse me. </w:t>
+      </w:r>
+      <w:r>
+        <w:t>(</w:t>
+      </w:r>
+      <w:r>
+        <w:t>Xin lỗi</w:t>
+      </w:r>
+      <w:r>
+        <w:t xml:space="preserve"> -</w:t>
+      </w:r>
+      <w:r>
+        <w:t xml:space="preserve"> khi làm phiền ai đó.)</w:t>
       </w:r>
     </w:p>
     <w:p>
@@ -286,11 +331,23 @@
         <w:tab/>
         <w:t>What does it mean? (Nó có nghĩa là gì?</w:t>
       </w:r>
+      <w:r>
+        <w:t>)</w:t>
+      </w:r>
     </w:p>
     <w:p>
       <w:r>
         <w:tab/>
-        <w:t>How do you say this in English? (Cái này nó tiếng Anh là gì?</w:t>
+        <w:t>How do you say this in English? (Cái này nó</w:t>
+      </w:r>
+      <w:r>
+        <w:t>i</w:t>
+      </w:r>
+      <w:r>
+        <w:t xml:space="preserve"> tiếng Anh là gì?</w:t>
+      </w:r>
+      <w:r>
+        <w:t>)</w:t>
       </w:r>
     </w:p>
     <w:sectPr>

--- a/lessions/0002.docx
+++ b/lessions/0002.docx
@@ -111,7 +111,19 @@
         <w:ind w:left="720"/>
       </w:pPr>
       <w:r>
-        <w:t>My name is Nam. (Tên tôi là Nam.)</w:t>
+        <w:t>My name is</w:t>
+      </w:r>
+      <w:r>
+        <w:t xml:space="preserve"> Nam</w:t>
+      </w:r>
+      <w:r>
+        <w:t xml:space="preserve">. (Tên tôi là </w:t>
+      </w:r>
+      <w:r>
+        <w:t>Nam</w:t>
+      </w:r>
+      <w:r>
+        <w:t>.)</w:t>
       </w:r>
     </w:p>
     <w:p>
